--- a/Informatie packages R.docx
+++ b/Informatie packages R.docx
@@ -173,7 +173,11 @@
         </w:tc>
       </w:tr>
     </w:tbl>
-    <w:p/>
+    <w:p>
+      <w:r>
+        <w:t>Tabel 1: Gebruikte packages in R</w:t>
+      </w:r>
+    </w:p>
     <w:tbl>
       <w:tblPr>
         <w:tblStyle w:val="Tabelraster"/>
@@ -253,11 +257,9 @@
             <w:tcW w:w="3020" w:type="dxa"/>
           </w:tcPr>
           <w:p>
-            <w:proofErr w:type="spellStart"/>
             <w:r>
               <w:t>Rsubread</w:t>
             </w:r>
-            <w:proofErr w:type="spellEnd"/>
           </w:p>
         </w:tc>
         <w:tc>
@@ -277,13 +279,8 @@
             <w:vAlign w:val="center"/>
           </w:tcPr>
           <w:p>
-            <w:proofErr w:type="spellStart"/>
-            <w:r>
-              <w:t>Liao</w:t>
-            </w:r>
-            <w:proofErr w:type="spellEnd"/>
-            <w:r>
-              <w:t xml:space="preserve"> et al., 2019</w:t>
+            <w:r>
+              <w:t>Liao et al., 2019</w:t>
             </w:r>
           </w:p>
         </w:tc>
@@ -327,11 +324,9 @@
             <w:tcW w:w="3020" w:type="dxa"/>
           </w:tcPr>
           <w:p>
-            <w:proofErr w:type="spellStart"/>
             <w:r>
               <w:t>clusterProfiler</w:t>
             </w:r>
-            <w:proofErr w:type="spellEnd"/>
           </w:p>
         </w:tc>
         <w:tc>
@@ -350,13 +345,8 @@
             <w:vAlign w:val="center"/>
           </w:tcPr>
           <w:p>
-            <w:proofErr w:type="spellStart"/>
-            <w:r>
-              <w:t>Yu</w:t>
-            </w:r>
-            <w:proofErr w:type="spellEnd"/>
-            <w:r>
-              <w:t xml:space="preserve"> et al., 2012</w:t>
+            <w:r>
+              <w:t>Yu et al., 2012</w:t>
             </w:r>
           </w:p>
         </w:tc>
@@ -367,11 +357,75 @@
             <w:tcW w:w="3020" w:type="dxa"/>
           </w:tcPr>
           <w:p>
-            <w:proofErr w:type="spellStart"/>
+            <w:r>
+              <w:t>pathview</w:t>
+            </w:r>
+          </w:p>
+        </w:tc>
+        <w:tc>
+          <w:tcPr>
+            <w:tcW w:w="3021" w:type="dxa"/>
+          </w:tcPr>
+          <w:p>
+            <w:r>
+              <w:t>1.50.0</w:t>
+            </w:r>
+          </w:p>
+        </w:tc>
+        <w:tc>
+          <w:tcPr>
+            <w:tcW w:w="3021" w:type="dxa"/>
+            <w:vAlign w:val="center"/>
+          </w:tcPr>
+          <w:p>
+            <w:r>
+              <w:t>Luo &amp; Brouwer, 2013</w:t>
+            </w:r>
+          </w:p>
+        </w:tc>
+      </w:tr>
+      <w:tr>
+        <w:tc>
+          <w:tcPr>
+            <w:tcW w:w="3020" w:type="dxa"/>
+          </w:tcPr>
+          <w:p>
+            <w:r>
+              <w:t>org.Hs.eg.db</w:t>
+            </w:r>
+          </w:p>
+        </w:tc>
+        <w:tc>
+          <w:tcPr>
+            <w:tcW w:w="3021" w:type="dxa"/>
+          </w:tcPr>
+          <w:p>
+            <w:r>
+              <w:t>3.22.0</w:t>
+            </w:r>
+          </w:p>
+        </w:tc>
+        <w:tc>
+          <w:tcPr>
+            <w:tcW w:w="3021" w:type="dxa"/>
+            <w:vAlign w:val="center"/>
+          </w:tcPr>
+          <w:p>
+            <w:r>
+              <w:t>Carlson M.</w:t>
+            </w:r>
+          </w:p>
+        </w:tc>
+      </w:tr>
+      <w:tr>
+        <w:tc>
+          <w:tcPr>
+            <w:tcW w:w="3020" w:type="dxa"/>
+          </w:tcPr>
+          <w:p>
             <w:r>
               <w:t>EnhancedVolcano</w:t>
             </w:r>
-            <w:proofErr w:type="spellEnd"/>
           </w:p>
         </w:tc>
         <w:tc>
@@ -390,13 +444,8 @@
             <w:vAlign w:val="center"/>
           </w:tcPr>
           <w:p>
-            <w:proofErr w:type="spellStart"/>
-            <w:r>
-              <w:t>Blighe</w:t>
-            </w:r>
-            <w:proofErr w:type="spellEnd"/>
-            <w:r>
-              <w:t xml:space="preserve"> et al.</w:t>
+            <w:r>
+              <w:t>Blighe et al.</w:t>
             </w:r>
           </w:p>
         </w:tc>
@@ -841,7 +890,6 @@
     <w:next w:val="Standaard"/>
     <w:link w:val="Kop2Char"/>
     <w:uiPriority w:val="9"/>
-    <w:semiHidden/>
     <w:unhideWhenUsed/>
     <w:qFormat/>
     <w:rsid w:val="002F2223"/>
@@ -1057,7 +1105,6 @@
     <w:basedOn w:val="Standaardalinea-lettertype"/>
     <w:link w:val="Kop2"/>
     <w:uiPriority w:val="9"/>
-    <w:semiHidden/>
     <w:rsid w:val="002F2223"/>
     <w:rPr>
       <w:rFonts w:asciiTheme="majorHAnsi" w:eastAsiaTheme="majorEastAsia" w:hAnsiTheme="majorHAnsi" w:cstheme="majorBidi"/>
